--- a/testakten/sanierungsgewinn-starug-plan-windenergie-pellbach-2026/14_mandantenbrief_pellbach_glasklar_steuern.docx
+++ b/testakten/sanierungsgewinn-starug-plan-windenergie-pellbach-2026/14_mandantenbrief_pellbach_glasklar_steuern.docx
@@ -5,30 +5,42 @@
     <w:p>
       <w:pPr>
         <w:pStyle w:val="Heading1"/>
+        <w:spacing w:after="160" w:line="259" w:lineRule="auto"/>
       </w:pPr>
       <w:r>
         <w:rPr>
           <w:rFonts w:ascii="Times New Roman" w:hAnsi="Times New Roman"/>
+          <w:b/>
+          <w:sz w:val="28"/>
         </w:rPr>
         <w:t>14 Mandantenbrief an Pellbach Windenergie GmbH — Glasklar Steuern nach StaRUG-Plan-Bestätigung</w:t>
       </w:r>
     </w:p>
     <w:p>
       <w:pPr>
+        <w:spacing w:before="120" w:after="60" w:line="259" w:lineRule="auto"/>
         <w:jc w:val="left"/>
       </w:pPr>
       <w:r>
         <w:rPr>
+          <w:rFonts w:ascii="Times New Roman" w:hAnsi="Times New Roman"/>
           <w:b/>
+          <w:sz w:val="22"/>
         </w:rPr>
         <w:t>Absender:</w:t>
       </w:r>
       <w:r>
+        <w:rPr>
+          <w:rFonts w:ascii="Times New Roman" w:hAnsi="Times New Roman"/>
+          <w:b/>
+          <w:sz w:val="22"/>
+        </w:rPr>
         <w:t xml:space="preserve"> Reinkeller Sanierungsrecht, Charlottenburger Ufer 6, 10623 Berlin</w:t>
       </w:r>
     </w:p>
     <w:p>
       <w:pPr>
+        <w:spacing w:line="259" w:lineRule="auto" w:after="60"/>
         <w:jc w:val="left"/>
       </w:pPr>
       <w:r>
@@ -43,34 +55,53 @@
     </w:p>
     <w:p>
       <w:pPr>
+        <w:spacing w:before="120" w:after="60" w:line="259" w:lineRule="auto"/>
         <w:jc w:val="left"/>
       </w:pPr>
       <w:r>
         <w:rPr>
-          <w:b/>
+          <w:rFonts w:ascii="Times New Roman" w:hAnsi="Times New Roman"/>
+          <w:b w:val="0"/>
+          <w:i w:val="0"/>
+          <w:sz w:val="22"/>
         </w:rPr>
         <w:t>Datum:</w:t>
       </w:r>
       <w:r>
+        <w:rPr>
+          <w:rFonts w:ascii="Times New Roman" w:hAnsi="Times New Roman"/>
+          <w:b w:val="0"/>
+          <w:i w:val="0"/>
+          <w:sz w:val="22"/>
+        </w:rPr>
         <w:t xml:space="preserve"> 03.08.2026</w:t>
       </w:r>
     </w:p>
     <w:p>
       <w:pPr>
+        <w:spacing w:before="120" w:after="60" w:line="259" w:lineRule="auto"/>
         <w:jc w:val="left"/>
       </w:pPr>
       <w:r>
         <w:rPr>
+          <w:rFonts w:ascii="Times New Roman" w:hAnsi="Times New Roman"/>
           <w:b/>
+          <w:sz w:val="22"/>
         </w:rPr>
         <w:t>Mandats-Az:</w:t>
       </w:r>
       <w:r>
+        <w:rPr>
+          <w:rFonts w:ascii="Times New Roman" w:hAnsi="Times New Roman"/>
+          <w:b/>
+          <w:sz w:val="22"/>
+        </w:rPr>
         <w:t xml:space="preserve"> Pellbach 2026/14-StaRUG</w:t>
       </w:r>
     </w:p>
     <w:p>
       <w:pPr>
+        <w:spacing w:line="259" w:lineRule="auto" w:after="60"/>
         <w:jc w:val="left"/>
       </w:pPr>
       <w:r>
@@ -83,17 +114,28 @@
         <w:t xml:space="preserve"> AG Cottbus 92 RES 14/26 (Plan-Bestätigung 02.07.2026; Rechtskraft 24.07.2026)</w:t>
       </w:r>
     </w:p>
-    <w:p/>
     <w:p>
       <w:pPr>
+        <w:spacing w:line="259" w:lineRule="auto" w:after="60"/>
+      </w:pPr>
+    </w:p>
+    <w:p>
+      <w:pPr>
+        <w:spacing w:before="120" w:after="60" w:line="259" w:lineRule="auto"/>
         <w:jc w:val="left"/>
       </w:pPr>
       <w:r>
+        <w:rPr>
+          <w:rFonts w:ascii="Times New Roman" w:hAnsi="Times New Roman"/>
+          <w:b/>
+          <w:sz w:val="22"/>
+        </w:rPr>
         <w:t>Sehr geehrte Frau Pellbach-Schwaegermann, sehr geehrter Herr Pellbach,</w:t>
       </w:r>
     </w:p>
     <w:p>
       <w:pPr>
+        <w:spacing w:line="259" w:lineRule="auto" w:after="60"/>
         <w:jc w:val="left"/>
       </w:pPr>
       <w:r>
@@ -111,6 +153,7 @@
     </w:p>
     <w:p>
       <w:pPr>
+        <w:spacing w:line="259" w:lineRule="auto" w:after="60"/>
         <w:jc w:val="left"/>
       </w:pPr>
       <w:r>
@@ -129,6 +172,7 @@
     <w:p>
       <w:pPr>
         <w:pStyle w:val="Heading2"/>
+        <w:spacing w:line="259" w:lineRule="auto" w:after="60"/>
       </w:pPr>
       <w:r>
         <w:rPr>
@@ -423,6 +467,7 @@
     <w:p>
       <w:pPr>
         <w:pStyle w:val="Heading2"/>
+        <w:spacing w:line="259" w:lineRule="auto" w:after="60"/>
       </w:pPr>
       <w:r>
         <w:rPr>
@@ -433,6 +478,7 @@
     </w:p>
     <w:p>
       <w:pPr>
+        <w:spacing w:line="259" w:lineRule="auto" w:after="60"/>
         <w:jc w:val="left"/>
       </w:pPr>
       <w:r>
@@ -709,6 +755,7 @@
     </w:tbl>
     <w:p>
       <w:pPr>
+        <w:spacing w:line="259" w:lineRule="auto" w:after="60"/>
         <w:jc w:val="left"/>
       </w:pPr>
       <w:r>
@@ -717,6 +764,7 @@
     </w:p>
     <w:p>
       <w:pPr>
+        <w:spacing w:line="259" w:lineRule="auto" w:after="60"/>
         <w:ind w:left="567"/>
       </w:pPr>
       <w:r>
@@ -729,6 +777,7 @@
     <w:p>
       <w:pPr>
         <w:pStyle w:val="Heading2"/>
+        <w:spacing w:line="259" w:lineRule="auto" w:after="60"/>
       </w:pPr>
       <w:r>
         <w:rPr>
@@ -904,6 +953,7 @@
     </w:tbl>
     <w:p>
       <w:pPr>
+        <w:spacing w:line="259" w:lineRule="auto" w:after="60"/>
         <w:jc w:val="left"/>
       </w:pPr>
       <w:r>
@@ -922,6 +972,7 @@
     <w:p>
       <w:pPr>
         <w:pStyle w:val="Heading2"/>
+        <w:spacing w:line="259" w:lineRule="auto" w:after="60"/>
       </w:pPr>
       <w:r>
         <w:rPr>
@@ -933,6 +984,7 @@
     <w:p>
       <w:pPr>
         <w:pStyle w:val="ListBullet"/>
+        <w:spacing w:line="259" w:lineRule="auto" w:after="60"/>
       </w:pPr>
       <w:r>
         <w:rPr>
@@ -947,6 +999,7 @@
     <w:p>
       <w:pPr>
         <w:pStyle w:val="ListBullet"/>
+        <w:spacing w:line="259" w:lineRule="auto" w:after="60"/>
       </w:pPr>
       <w:r>
         <w:rPr>
@@ -961,6 +1014,7 @@
     <w:p>
       <w:pPr>
         <w:pStyle w:val="ListBullet"/>
+        <w:spacing w:line="259" w:lineRule="auto" w:after="60"/>
       </w:pPr>
       <w:r>
         <w:rPr>
@@ -975,6 +1029,7 @@
     <w:p>
       <w:pPr>
         <w:pStyle w:val="Heading2"/>
+        <w:spacing w:line="259" w:lineRule="auto" w:after="60"/>
       </w:pPr>
       <w:r>
         <w:rPr>
@@ -985,6 +1040,7 @@
     </w:p>
     <w:p>
       <w:pPr>
+        <w:spacing w:line="259" w:lineRule="auto" w:after="60"/>
         <w:jc w:val="left"/>
       </w:pPr>
       <w:r>
@@ -1011,6 +1067,7 @@
     </w:p>
     <w:p>
       <w:pPr>
+        <w:spacing w:line="259" w:lineRule="auto" w:after="60"/>
         <w:jc w:val="left"/>
       </w:pPr>
       <w:r>
@@ -1029,6 +1086,7 @@
     <w:p>
       <w:pPr>
         <w:pStyle w:val="Heading2"/>
+        <w:spacing w:line="259" w:lineRule="auto" w:after="60"/>
       </w:pPr>
       <w:r>
         <w:rPr>
@@ -1262,6 +1320,7 @@
     </w:tbl>
     <w:p>
       <w:pPr>
+        <w:spacing w:line="259" w:lineRule="auto" w:after="60"/>
         <w:jc w:val="left"/>
       </w:pPr>
       <w:r>
@@ -1271,6 +1330,7 @@
     <w:p>
       <w:pPr>
         <w:pStyle w:val="Heading2"/>
+        <w:spacing w:line="259" w:lineRule="auto" w:after="60"/>
       </w:pPr>
       <w:r>
         <w:rPr>
@@ -1561,6 +1621,7 @@
     <w:p>
       <w:pPr>
         <w:pStyle w:val="Heading2"/>
+        <w:spacing w:line="259" w:lineRule="auto" w:after="60"/>
       </w:pPr>
       <w:r>
         <w:rPr>
@@ -1571,6 +1632,7 @@
     </w:p>
     <w:p>
       <w:pPr>
+        <w:spacing w:line="259" w:lineRule="auto" w:after="60"/>
         <w:jc w:val="left"/>
       </w:pPr>
       <w:r>
@@ -1580,6 +1642,7 @@
     <w:p>
       <w:pPr>
         <w:pStyle w:val="Heading2"/>
+        <w:spacing w:line="259" w:lineRule="auto" w:after="60"/>
       </w:pPr>
       <w:r>
         <w:rPr>
@@ -1590,6 +1653,7 @@
     </w:p>
     <w:p>
       <w:pPr>
+        <w:spacing w:line="259" w:lineRule="auto" w:after="60"/>
         <w:jc w:val="left"/>
       </w:pPr>
       <w:r>
@@ -1607,6 +1671,7 @@
     </w:p>
     <w:p>
       <w:pPr>
+        <w:spacing w:line="259" w:lineRule="auto" w:after="60"/>
         <w:jc w:val="left"/>
       </w:pPr>
       <w:r>
@@ -1615,6 +1680,7 @@
     </w:p>
     <w:p>
       <w:pPr>
+        <w:spacing w:line="259" w:lineRule="auto" w:after="60"/>
         <w:jc w:val="left"/>
       </w:pPr>
       <w:r>
@@ -1623,6 +1689,7 @@
     </w:p>
     <w:p>
       <w:pPr>
+        <w:spacing w:line="259" w:lineRule="auto" w:after="60"/>
         <w:jc w:val="left"/>
       </w:pPr>
       <w:r>
@@ -1631,6 +1698,7 @@
     </w:p>
     <w:p>
       <w:pPr>
+        <w:spacing w:line="259" w:lineRule="auto" w:after="60"/>
         <w:jc w:val="left"/>
       </w:pPr>
       <w:r>
@@ -1639,15 +1707,21 @@
     </w:p>
     <w:p>
       <w:pPr>
+        <w:spacing w:line="259" w:lineRule="auto" w:after="60"/>
         <w:jc w:val="left"/>
       </w:pPr>
       <w:r>
         <w:t>Reinkeller Sanierungsrecht</w:t>
       </w:r>
     </w:p>
-    <w:p/>
     <w:p>
       <w:pPr>
+        <w:spacing w:line="259" w:lineRule="auto" w:after="60"/>
+      </w:pPr>
+    </w:p>
+    <w:p>
+      <w:pPr>
+        <w:spacing w:line="259" w:lineRule="auto" w:after="60"/>
         <w:jc w:val="left"/>
       </w:pPr>
       <w:r>
@@ -1660,6 +1734,7 @@
     <w:p>
       <w:pPr>
         <w:pStyle w:val="ListNumber"/>
+        <w:spacing w:line="259" w:lineRule="auto" w:after="60"/>
       </w:pPr>
       <w:r>
         <w:t>Endgültige verbindliche Auskunft FA Cottbus v. 22.07.2026</w:t>
@@ -1668,6 +1743,7 @@
     <w:p>
       <w:pPr>
         <w:pStyle w:val="ListNumber"/>
+        <w:spacing w:line="259" w:lineRule="auto" w:after="60"/>
       </w:pPr>
       <w:r>
         <w:t>Plan-Bestaetigungs-Beschluss AG Cottbus v. 02.07.2026</w:t>
@@ -1676,6 +1752,7 @@
     <w:p>
       <w:pPr>
         <w:pStyle w:val="ListNumber"/>
+        <w:spacing w:line="259" w:lineRule="auto" w:after="60"/>
       </w:pPr>
       <w:r>
         <w:t>Banken-Konsortium-Vereinbarung mit DES-Details</w:t>
@@ -1684,6 +1761,7 @@
     <w:p>
       <w:pPr>
         <w:pStyle w:val="ListNumber"/>
+        <w:spacing w:line="259" w:lineRule="auto" w:after="60"/>
       </w:pPr>
       <w:r>
         <w:t>Antrag § 3a IV EStG (Kopie ELSTER-Quittung)</w:t>
@@ -1692,6 +1770,7 @@
     <w:p>
       <w:pPr>
         <w:pStyle w:val="ListNumber"/>
+        <w:spacing w:line="259" w:lineRule="auto" w:after="60"/>
       </w:pPr>
       <w:r>
         <w:t>WP-Gutachten Buchner &amp; Voltz v. 15.05.2026</w:t>
@@ -1700,19 +1779,65 @@
     <w:p>
       <w:pPr>
         <w:pStyle w:val="ListNumber"/>
+        <w:spacing w:line="259" w:lineRule="auto" w:after="60"/>
       </w:pPr>
       <w:r>
         <w:t>Plan-Vollzugsplan (Sozietät Reinkeller)</w:t>
       </w:r>
     </w:p>
     <w:sectPr>
+      <w:headerReference w:type="default" r:id="rId9"/>
+      <w:footerReference w:type="default" r:id="rId10"/>
       <w:pgSz w:w="11906" w:h="16838"/>
-      <w:pgMar w:top="1417" w:right="1417" w:bottom="1417" w:left="1417" w:header="720" w:footer="720" w:gutter="0"/>
+      <w:pgMar w:top="1191" w:right="1247" w:bottom="1134" w:left="1361" w:header="720" w:footer="720" w:gutter="0"/>
       <w:cols w:space="720"/>
       <w:docGrid w:linePitch="360"/>
     </w:sectPr>
   </w:body>
 </w:document>
+</file>
+
+<file path=word/footer1.xml><?xml version="1.0" encoding="utf-8"?>
+<w:ftr xmlns:m="http://schemas.openxmlformats.org/officeDocument/2006/math" xmlns:mc="http://schemas.openxmlformats.org/markup-compatibility/2006" xmlns:mo="http://schemas.microsoft.com/office/mac/office/2008/main" xmlns:mv="urn:schemas-microsoft-com:mac:vml" xmlns:o="urn:schemas-microsoft-com:office:office" xmlns:r="http://schemas.openxmlformats.org/officeDocument/2006/relationships" xmlns:v="urn:schemas-microsoft-com:vml" xmlns:w10="urn:schemas-microsoft-com:office:word" xmlns:w14="http://schemas.microsoft.com/office/word/2010/wordml" xmlns:w="http://schemas.openxmlformats.org/wordprocessingml/2006/main" xmlns:wne="http://schemas.microsoft.com/office/word/2006/wordml" xmlns:wp14="http://schemas.microsoft.com/office/word/2010/wordprocessingDrawing" xmlns:wp="http://schemas.openxmlformats.org/drawingml/2006/wordprocessingDrawing" xmlns:wpc="http://schemas.microsoft.com/office/word/2010/wordprocessingCanvas" xmlns:wpg="http://schemas.microsoft.com/office/word/2010/wordprocessingGroup" xmlns:wpi="http://schemas.microsoft.com/office/word/2010/wordprocessingInk" xmlns:wps="http://schemas.microsoft.com/office/word/2010/wordprocessingShape" mc:Ignorable="w14 wp14">
+  <w:p>
+    <w:pPr>
+      <w:pStyle w:val="Footer"/>
+      <w:jc w:val="left"/>
+    </w:pPr>
+    <w:r/>
+    <w:r>
+      <w:rPr>
+        <w:rFonts w:ascii="Times New Roman" w:hAnsi="Times New Roman"/>
+        <w:b w:val="0"/>
+        <w:color w:val="777777"/>
+        <w:sz w:val="17"/>
+      </w:rPr>
+      <w:t>Vertraulich | Bearbeitungsstand Juli 2026 | nur zur Aktenbearbeitung</w:t>
+    </w:r>
+  </w:p>
+</w:ftr>
+</file>
+
+<file path=word/header1.xml><?xml version="1.0" encoding="utf-8"?>
+<w:hdr xmlns:m="http://schemas.openxmlformats.org/officeDocument/2006/math" xmlns:mc="http://schemas.openxmlformats.org/markup-compatibility/2006" xmlns:mo="http://schemas.microsoft.com/office/mac/office/2008/main" xmlns:mv="urn:schemas-microsoft-com:mac:vml" xmlns:o="urn:schemas-microsoft-com:office:office" xmlns:r="http://schemas.openxmlformats.org/officeDocument/2006/relationships" xmlns:v="urn:schemas-microsoft-com:vml" xmlns:w10="urn:schemas-microsoft-com:office:word" xmlns:w14="http://schemas.microsoft.com/office/word/2010/wordml" xmlns:w="http://schemas.openxmlformats.org/wordprocessingml/2006/main" xmlns:wne="http://schemas.microsoft.com/office/word/2006/wordml" xmlns:wp14="http://schemas.microsoft.com/office/word/2010/wordprocessingDrawing" xmlns:wp="http://schemas.openxmlformats.org/drawingml/2006/wordprocessingDrawing" xmlns:wpc="http://schemas.microsoft.com/office/word/2010/wordprocessingCanvas" xmlns:wpg="http://schemas.microsoft.com/office/word/2010/wordprocessingGroup" xmlns:wpi="http://schemas.microsoft.com/office/word/2010/wordprocessingInk" xmlns:wps="http://schemas.microsoft.com/office/word/2010/wordprocessingShape" mc:Ignorable="w14 wp14">
+  <w:p>
+    <w:pPr>
+      <w:pStyle w:val="Header"/>
+      <w:jc w:val="left"/>
+    </w:pPr>
+    <w:r/>
+    <w:r>
+      <w:rPr>
+        <w:rFonts w:ascii="Times New Roman" w:hAnsi="Times New Roman"/>
+        <w:b w:val="0"/>
+        <w:i w:val="0"/>
+        <w:color w:val="666666"/>
+        <w:sz w:val="17"/>
+      </w:rPr>
+      <w:t>Lindenhof und Partner mbB | Insolvenz- und Restrukturierungsakte | Bearbeitungsstand Juli 2026</w:t>
+    </w:r>
+  </w:p>
+</w:hdr>
 </file>
 
 <file path=word/numbering.xml><?xml version="1.0" encoding="utf-8"?>
@@ -2429,11 +2554,12 @@
       <w:contextualSpacing/>
     </w:pPr>
     <w:rPr>
-      <w:rFonts w:asciiTheme="majorHAnsi" w:eastAsiaTheme="majorEastAsia" w:hAnsiTheme="majorHAnsi" w:cstheme="majorBidi"/>
+      <w:rFonts w:asciiTheme="majorHAnsi" w:eastAsiaTheme="majorEastAsia" w:hAnsiTheme="majorHAnsi" w:cstheme="majorBidi" w:ascii="Times New Roman" w:hAnsi="Times New Roman"/>
+      <w:b/>
       <w:color w:val="17365D" w:themeColor="text2" w:themeShade="BF"/>
       <w:spacing w:val="5"/>
       <w:kern w:val="28"/>
-      <w:sz w:val="52"/>
+      <w:sz w:val="30"/>
       <w:szCs w:val="52"/>
     </w:rPr>
   </w:style>
